--- a/Doc/Final_Document_Conception-AUDIENCES_ET_DELIBERES_V1.1.docx
+++ b/Doc/Final_Document_Conception-AUDIENCES_ET_DELIBERES_V1.1.docx
@@ -15878,7 +15878,7 @@
           <w:szCs w:val="22"/>
           <w:lang w:val="fr-FR"/>
         </w:rPr>
-        <w:t>Note sur la modélisation des parties et du seuil de sensibilité :</w:t>
+        <w:t>Note sur la modélisation des parties et du seuil de diligence particulière :</w:t>
       </w:r>
     </w:p>
     <w:p>
@@ -15932,7 +15932,7 @@
           <w:szCs w:val="22"/>
           <w:lang w:val="fr-FR"/>
         </w:rPr>
-        <w:t>Seuil de sensibilité :</w:t>
+        <w:t>Seuil de diligence particulière :</w:t>
       </w:r>
       <w:r>
         <w:rPr>
@@ -19103,7 +19103,7 @@
           <w:szCs w:val="16"/>
           <w:lang w:val="fr-FR"/>
         </w:rPr>
-        <w:t xml:space="preserve">  -- Sensibilité (gouvernance)</w:t>
+        <w:t xml:space="preserve">  -- Diligence particulière (gouvernance)</w:t>
       </w:r>
     </w:p>
     <w:p>
